--- a/KDP_izveštaj.docx
+++ b/KDP_izveštaj.docx
@@ -15,8 +15,6 @@
         </w:rPr>
       </w:pPr>
       <w:bookmarkStart w:id="0" w:name="_Hlk112522428"/>
-      <w:bookmarkStart w:id="1" w:name="_GoBack"/>
-      <w:bookmarkEnd w:id="1"/>
       <w:r>
         <w:rPr>
           <w:rFonts w:ascii="Arial" w:hAnsi="Arial" w:cs="Arial"/>
@@ -986,7 +984,7 @@
           <w:docGrid w:linePitch="360"/>
         </w:sectPr>
       </w:pPr>
-      <w:bookmarkStart w:id="2" w:name="_Toc115249338"/>
+      <w:bookmarkStart w:id="1" w:name="_Toc115249338"/>
       <w:r>
         <w:lastRenderedPageBreak/>
         <w:t>1. Т</w:t>
@@ -994,7 +992,7 @@
       <w:r>
         <w:t>ЕКСТ ЗАДАТКА</w:t>
       </w:r>
-      <w:bookmarkEnd w:id="2"/>
+      <w:bookmarkEnd w:id="1"/>
     </w:p>
     <w:p>
       <w:pPr>
@@ -1387,7 +1385,193 @@
           <w:sz w:val="20"/>
           <w:szCs w:val="20"/>
         </w:rPr>
-        <w:t xml:space="preserve">Централни сервер у лог уписује време када је пристигао сваки посао, број под којим је посао сачуван, име рачунара коме је посао прослеђен, време када је посао завршен и његов тренутни статус. Статус посла може да буде: Ready – приспео на сервер, али није никоме прослеђен, Scheduled – тренутно се прослеђује радној станици, Running – извршавање је у току, Done – посао се успешно извршио, Failed – посао није могао да се изврши, Aborted – корисник је одустао од извршавања посла. </w:t>
+        <w:t>Централни сервер у лог уписује време када је пристигао сваки посао, број под којим је посао сачуван, име рачунара коме је посао прослеђен, време када је посао завршен и његов тренутни статус. Ста</w:t>
+      </w:r>
+      <w:r>
+        <w:rPr>
+          <w:rFonts w:ascii="Times New Roman" w:hAnsi="Times New Roman" w:cs="Times New Roman"/>
+          <w:color w:val="000000" w:themeColor="text1"/>
+          <w:sz w:val="20"/>
+          <w:szCs w:val="20"/>
+        </w:rPr>
+        <w:t xml:space="preserve">тус посла може да буде: </w:t>
+      </w:r>
+    </w:p>
+    <w:p>
+      <w:pPr>
+        <w:spacing w:after="120" w:line="240" w:lineRule="auto"/>
+        <w:ind w:left="340"/>
+        <w:jc w:val="both"/>
+        <w:rPr>
+          <w:rFonts w:ascii="Times New Roman" w:hAnsi="Times New Roman" w:cs="Times New Roman"/>
+          <w:color w:val="000000" w:themeColor="text1"/>
+          <w:sz w:val="20"/>
+          <w:szCs w:val="20"/>
+        </w:rPr>
+      </w:pPr>
+      <w:r>
+        <w:rPr>
+          <w:rFonts w:ascii="Times New Roman" w:hAnsi="Times New Roman" w:cs="Times New Roman"/>
+          <w:color w:val="000000" w:themeColor="text1"/>
+          <w:sz w:val="20"/>
+          <w:szCs w:val="20"/>
+        </w:rPr>
+        <w:t>Ready -</w:t>
+      </w:r>
+      <w:r>
+        <w:rPr>
+          <w:rFonts w:ascii="Times New Roman" w:hAnsi="Times New Roman" w:cs="Times New Roman"/>
+          <w:color w:val="000000" w:themeColor="text1"/>
+          <w:sz w:val="20"/>
+          <w:szCs w:val="20"/>
+        </w:rPr>
+        <w:t xml:space="preserve">приспео на сервер, али није никоме прослеђен, </w:t>
+      </w:r>
+    </w:p>
+    <w:p>
+      <w:pPr>
+        <w:spacing w:after="120" w:line="240" w:lineRule="auto"/>
+        <w:ind w:left="340"/>
+        <w:jc w:val="both"/>
+        <w:rPr>
+          <w:rFonts w:ascii="Times New Roman" w:hAnsi="Times New Roman" w:cs="Times New Roman"/>
+          <w:color w:val="000000" w:themeColor="text1"/>
+          <w:sz w:val="20"/>
+          <w:szCs w:val="20"/>
+        </w:rPr>
+      </w:pPr>
+      <w:r>
+        <w:rPr>
+          <w:rFonts w:ascii="Times New Roman" w:hAnsi="Times New Roman" w:cs="Times New Roman"/>
+          <w:color w:val="000000" w:themeColor="text1"/>
+          <w:sz w:val="20"/>
+          <w:szCs w:val="20"/>
+        </w:rPr>
+        <w:t xml:space="preserve">Scheduled – тренутно се прослеђује радној станици, </w:t>
+      </w:r>
+    </w:p>
+    <w:p>
+      <w:pPr>
+        <w:spacing w:after="120" w:line="240" w:lineRule="auto"/>
+        <w:ind w:left="340"/>
+        <w:jc w:val="both"/>
+        <w:rPr>
+          <w:rFonts w:ascii="Times New Roman" w:hAnsi="Times New Roman" w:cs="Times New Roman"/>
+          <w:color w:val="000000" w:themeColor="text1"/>
+          <w:sz w:val="20"/>
+          <w:szCs w:val="20"/>
+        </w:rPr>
+      </w:pPr>
+      <w:r>
+        <w:rPr>
+          <w:rFonts w:ascii="Times New Roman" w:hAnsi="Times New Roman" w:cs="Times New Roman"/>
+          <w:color w:val="000000" w:themeColor="text1"/>
+          <w:sz w:val="20"/>
+          <w:szCs w:val="20"/>
+        </w:rPr>
+        <w:t>Runnin</w:t>
+      </w:r>
+      <w:r>
+        <w:rPr>
+          <w:rFonts w:ascii="Times New Roman" w:hAnsi="Times New Roman" w:cs="Times New Roman"/>
+          <w:color w:val="000000" w:themeColor="text1"/>
+          <w:sz w:val="20"/>
+          <w:szCs w:val="20"/>
+        </w:rPr>
+        <w:t>g – извршавање је у току</w:t>
+      </w:r>
+    </w:p>
+    <w:p>
+      <w:pPr>
+        <w:spacing w:after="120" w:line="240" w:lineRule="auto"/>
+        <w:ind w:left="340"/>
+        <w:jc w:val="both"/>
+        <w:rPr>
+          <w:rFonts w:ascii="Times New Roman" w:hAnsi="Times New Roman" w:cs="Times New Roman"/>
+          <w:color w:val="000000" w:themeColor="text1"/>
+          <w:sz w:val="20"/>
+          <w:szCs w:val="20"/>
+        </w:rPr>
+      </w:pPr>
+      <w:r>
+        <w:rPr>
+          <w:rFonts w:ascii="Times New Roman" w:hAnsi="Times New Roman" w:cs="Times New Roman"/>
+          <w:color w:val="000000" w:themeColor="text1"/>
+          <w:sz w:val="20"/>
+          <w:szCs w:val="20"/>
+        </w:rPr>
+        <w:t>Done -</w:t>
+      </w:r>
+      <w:r>
+        <w:rPr>
+          <w:rFonts w:ascii="Times New Roman" w:hAnsi="Times New Roman" w:cs="Times New Roman"/>
+          <w:color w:val="000000" w:themeColor="text1"/>
+          <w:sz w:val="20"/>
+          <w:szCs w:val="20"/>
+        </w:rPr>
+        <w:t xml:space="preserve"> по</w:t>
+      </w:r>
+      <w:r>
+        <w:rPr>
+          <w:rFonts w:ascii="Times New Roman" w:hAnsi="Times New Roman" w:cs="Times New Roman"/>
+          <w:color w:val="000000" w:themeColor="text1"/>
+          <w:sz w:val="20"/>
+          <w:szCs w:val="20"/>
+        </w:rPr>
+        <w:t>сао се успешно извршио</w:t>
+      </w:r>
+    </w:p>
+    <w:p>
+      <w:pPr>
+        <w:spacing w:after="120" w:line="240" w:lineRule="auto"/>
+        <w:ind w:left="340"/>
+        <w:jc w:val="both"/>
+        <w:rPr>
+          <w:rFonts w:ascii="Times New Roman" w:hAnsi="Times New Roman" w:cs="Times New Roman"/>
+          <w:color w:val="000000" w:themeColor="text1"/>
+          <w:sz w:val="20"/>
+          <w:szCs w:val="20"/>
+        </w:rPr>
+      </w:pPr>
+      <w:r>
+        <w:rPr>
+          <w:rFonts w:ascii="Times New Roman" w:hAnsi="Times New Roman" w:cs="Times New Roman"/>
+          <w:color w:val="000000" w:themeColor="text1"/>
+          <w:sz w:val="20"/>
+          <w:szCs w:val="20"/>
+        </w:rPr>
+        <w:t>Failed - посао није могао да се изврши</w:t>
+      </w:r>
+    </w:p>
+    <w:p>
+      <w:pPr>
+        <w:spacing w:after="120" w:line="240" w:lineRule="auto"/>
+        <w:ind w:left="340"/>
+        <w:jc w:val="both"/>
+        <w:rPr>
+          <w:rFonts w:ascii="Times New Roman" w:hAnsi="Times New Roman" w:cs="Times New Roman"/>
+          <w:color w:val="000000" w:themeColor="text1"/>
+          <w:sz w:val="20"/>
+          <w:szCs w:val="20"/>
+        </w:rPr>
+      </w:pPr>
+      <w:r>
+        <w:rPr>
+          <w:rFonts w:ascii="Times New Roman" w:hAnsi="Times New Roman" w:cs="Times New Roman"/>
+          <w:color w:val="000000" w:themeColor="text1"/>
+          <w:sz w:val="20"/>
+          <w:szCs w:val="20"/>
+        </w:rPr>
+        <w:t>Aborted -</w:t>
+      </w:r>
+      <w:r>
+        <w:rPr>
+          <w:rFonts w:ascii="Times New Roman" w:hAnsi="Times New Roman" w:cs="Times New Roman"/>
+          <w:color w:val="000000" w:themeColor="text1"/>
+          <w:sz w:val="20"/>
+          <w:szCs w:val="20"/>
+        </w:rPr>
+        <w:t xml:space="preserve"> корисник је одустао од извршавања посла. </w:t>
       </w:r>
     </w:p>
     <w:p>
@@ -1477,7 +1661,7 @@
           <w:docGrid w:linePitch="360"/>
         </w:sectPr>
       </w:pPr>
-      <w:bookmarkStart w:id="3" w:name="_Toc115249339"/>
+      <w:bookmarkStart w:id="2" w:name="_Toc115249339"/>
       <w:r>
         <w:lastRenderedPageBreak/>
         <w:t>2</w:t>
@@ -1488,7 +1672,7 @@
       <w:r>
         <w:t>ПРЕДЛОЖЕНО РЕШЕЊЕ</w:t>
       </w:r>
-      <w:bookmarkEnd w:id="3"/>
+      <w:bookmarkEnd w:id="2"/>
     </w:p>
     <w:p>
       <w:pPr>
@@ -1601,7 +1785,23 @@
           <w:sz w:val="20"/>
           <w:szCs w:val="20"/>
         </w:rPr>
-        <w:t>Предложено решење реализује дистрибуирани систем за обраду временски захтевних послова уз међусобну удаљену синхронизацију по угледу на C-Linda библиотеку. Систем чине три независна програма — </w:t>
+        <w:t>Предложено решење реализује дистрибуирани систем за обраду временски захтевних послова уз међусобну удаљену синхронизацију по угледу на C-Linda библиотеку. Сист</w:t>
+      </w:r>
+      <w:r>
+        <w:rPr>
+          <w:rFonts w:ascii="Times New Roman" w:hAnsi="Times New Roman" w:cs="Times New Roman"/>
+          <w:sz w:val="20"/>
+          <w:szCs w:val="20"/>
+        </w:rPr>
+        <w:t>ем чине три независна програма -</w:t>
+      </w:r>
+      <w:r>
+        <w:rPr>
+          <w:rFonts w:ascii="Times New Roman" w:hAnsi="Times New Roman" w:cs="Times New Roman"/>
+          <w:sz w:val="20"/>
+          <w:szCs w:val="20"/>
+        </w:rPr>
+        <w:t> </w:t>
       </w:r>
       <w:r>
         <w:rPr>
@@ -1655,7 +1855,15 @@
           <w:sz w:val="20"/>
           <w:szCs w:val="20"/>
         </w:rPr>
-        <w:t> — који комуницирају искључиво преко TCP мрежне комуникације (Java NET), без употребе RMI или сличних механизама удаљеног позивања метода.</w:t>
+        <w:t> -</w:t>
+      </w:r>
+      <w:r>
+        <w:rPr>
+          <w:rFonts w:ascii="Times New Roman" w:hAnsi="Times New Roman" w:cs="Times New Roman"/>
+          <w:sz w:val="20"/>
+          <w:szCs w:val="20"/>
+        </w:rPr>
+        <w:t xml:space="preserve"> који комуницирају искључиво преко TCP мрежне комуникације (Java NET), без употребе RMI или сличних механизама удаљеног позивања метода.</w:t>
       </w:r>
       <w:r>
         <w:rPr>
@@ -1700,7 +1908,31 @@
           <w:sz w:val="20"/>
           <w:szCs w:val="20"/>
         </w:rPr>
-        <w:t> — не унутар сопствене Java виртуелне машине — чиме се обезбеђује да евентуални пад или неисправно понашање једног посла не утиче на рад саме радне станице или других послова које она истовремено обрађује.</w:t>
+        <w:t> -</w:t>
+      </w:r>
+      <w:r>
+        <w:rPr>
+          <w:rFonts w:ascii="Times New Roman" w:hAnsi="Times New Roman" w:cs="Times New Roman"/>
+          <w:sz w:val="20"/>
+          <w:szCs w:val="20"/>
+        </w:rPr>
+        <w:t xml:space="preserve"> не унутар с</w:t>
+      </w:r>
+      <w:r>
+        <w:rPr>
+          <w:rFonts w:ascii="Times New Roman" w:hAnsi="Times New Roman" w:cs="Times New Roman"/>
+          <w:sz w:val="20"/>
+          <w:szCs w:val="20"/>
+        </w:rPr>
+        <w:t>опствене Java виртуелне машине -</w:t>
+      </w:r>
+      <w:r>
+        <w:rPr>
+          <w:rFonts w:ascii="Times New Roman" w:hAnsi="Times New Roman" w:cs="Times New Roman"/>
+          <w:sz w:val="20"/>
+          <w:szCs w:val="20"/>
+        </w:rPr>
+        <w:t xml:space="preserve"> чиме се обезбеђује да евентуални пад или неисправно понашање једног посла не утиче на рад саме радне станице или других послова које она истовремено обрађује.</w:t>
       </w:r>
     </w:p>
     <w:p>
@@ -1918,7 +2150,23 @@
           <w:sz w:val="20"/>
           <w:szCs w:val="20"/>
         </w:rPr>
-        <w:t xml:space="preserve"> задаје посао (кроз графички интерфејс или текстуалну конфигурациону датотеку), прати његов статус, и по завршетку преузима резултат и излазне датотеке. Након слања посла, веза са сервером по правилу остаје успостављена за трајање извршавања посла — чиме кориснички програм </w:t>
+        <w:t> задаје посао (кроз графички интерфејс или текстуалну конфигурациону датотеку), прати његов статус, и по завршетку преузима резултат и излазне датотеке. Након слања посла, веза са сервером по правилу остаје успоставље</w:t>
+      </w:r>
+      <w:r>
+        <w:rPr>
+          <w:rFonts w:ascii="Times New Roman" w:hAnsi="Times New Roman" w:cs="Times New Roman"/>
+          <w:sz w:val="20"/>
+          <w:szCs w:val="20"/>
+        </w:rPr>
+        <w:t>на за трајање извршавања посла -</w:t>
+      </w:r>
+      <w:r>
+        <w:rPr>
+          <w:rFonts w:ascii="Times New Roman" w:hAnsi="Times New Roman" w:cs="Times New Roman"/>
+          <w:sz w:val="20"/>
+          <w:szCs w:val="20"/>
+        </w:rPr>
+        <w:t xml:space="preserve"> чиме кориснички програм </w:t>
       </w:r>
       <w:r>
         <w:rPr>
@@ -1965,37 +2213,69 @@
           <w:sz w:val="20"/>
           <w:szCs w:val="20"/>
         </w:rPr>
-        <w:t>Синхронизација између паралелних делова посла остварује се преко заједничког простора торки (tuple space), заједничког за све под-послове који припадају истом корисничком послу — по узору на C-Linda библиотеку. Библиотека излаже следеће операције: out (упис торке), in (преузимање торке уз блокирање док се поклапајућа торка не појави, са уклањањем из простора), inp (неблокирајућа варијанта истог), rd (читање торке уз блокирање, без уклањања), rdp (неблокирајућа варијанта читања), и eval (покретање нове нити извршавања на некој од расположивих радних станица). Шаблон за претраживање дозвољава "празна" поља која се при проналаску торке аутоматски попуњавају одговарајућим вредностима.</w:t>
-      </w:r>
-    </w:p>
-    <w:p>
-      <w:pPr>
-        <w:spacing w:after="120" w:line="240" w:lineRule="auto"/>
-        <w:jc w:val="both"/>
-        <w:rPr>
-          <w:rFonts w:ascii="Times New Roman" w:hAnsi="Times New Roman" w:cs="Times New Roman"/>
-          <w:sz w:val="20"/>
-          <w:szCs w:val="20"/>
-        </w:rPr>
-      </w:pPr>
-    </w:p>
-    <w:p>
-      <w:pPr>
-        <w:spacing w:after="120" w:line="240" w:lineRule="auto"/>
-        <w:jc w:val="both"/>
-        <w:rPr>
-          <w:rFonts w:ascii="Times New Roman" w:hAnsi="Times New Roman" w:cs="Times New Roman"/>
-          <w:sz w:val="20"/>
-          <w:szCs w:val="20"/>
-        </w:rPr>
-      </w:pPr>
-      <w:r>
-        <w:rPr>
-          <w:rFonts w:ascii="Times New Roman" w:hAnsi="Times New Roman" w:cs="Times New Roman"/>
-          <w:sz w:val="20"/>
-          <w:szCs w:val="20"/>
-        </w:rPr>
-        <w:t>Пошто се сваки посао извршава као самосталан оперативно-системски процес, библиотека за удаљену синхронизацију не дели меморију са сервером нити са другим пословима — свака инстанца библиотеке унутар покренутог процеса самостално успоставља сопствену мрежну везу ка простору торки, који физички живи на централном серверу.</w:t>
+        <w:t>Синхронизација између паралелних делова посла остварује се преко заједничког простора торки (tuple space), заједничког за све под-послове који припадају</w:t>
+      </w:r>
+      <w:r>
+        <w:rPr>
+          <w:rFonts w:ascii="Times New Roman" w:hAnsi="Times New Roman" w:cs="Times New Roman"/>
+          <w:sz w:val="20"/>
+          <w:szCs w:val="20"/>
+        </w:rPr>
+        <w:t xml:space="preserve"> истом корисничком послу -</w:t>
+      </w:r>
+      <w:r>
+        <w:rPr>
+          <w:rFonts w:ascii="Times New Roman" w:hAnsi="Times New Roman" w:cs="Times New Roman"/>
+          <w:sz w:val="20"/>
+          <w:szCs w:val="20"/>
+        </w:rPr>
+        <w:t xml:space="preserve"> по узору на C-Linda библиотеку. Библиотека излаже следеће операције: out (упис торке), in (преузимање торке уз блокирање док се поклапајућа торка не појави, са уклањањем из простора), inp (неблокирајућа варијанта истог), rd (читање торке уз блокирање, без уклањања), rdp (неблокирајућа варијанта читања), и eval (покретање нове нити извршавања на некој од расположивих радних станица). Шаблон за претраживање дозвољава "празна" поља која се при проналаску торке аутоматски попуњавају одговарајућим вредностима.</w:t>
+      </w:r>
+    </w:p>
+    <w:p>
+      <w:pPr>
+        <w:spacing w:after="120" w:line="240" w:lineRule="auto"/>
+        <w:jc w:val="both"/>
+        <w:rPr>
+          <w:rFonts w:ascii="Times New Roman" w:hAnsi="Times New Roman" w:cs="Times New Roman"/>
+          <w:sz w:val="20"/>
+          <w:szCs w:val="20"/>
+        </w:rPr>
+      </w:pPr>
+    </w:p>
+    <w:p>
+      <w:pPr>
+        <w:spacing w:after="120" w:line="240" w:lineRule="auto"/>
+        <w:jc w:val="both"/>
+        <w:rPr>
+          <w:rFonts w:ascii="Times New Roman" w:hAnsi="Times New Roman" w:cs="Times New Roman"/>
+          <w:sz w:val="20"/>
+          <w:szCs w:val="20"/>
+        </w:rPr>
+      </w:pPr>
+      <w:r>
+        <w:rPr>
+          <w:rFonts w:ascii="Times New Roman" w:hAnsi="Times New Roman" w:cs="Times New Roman"/>
+          <w:sz w:val="20"/>
+          <w:szCs w:val="20"/>
+        </w:rPr>
+        <w:t>Пошто се сваки посао извршава као самосталан оперативно-системски процес, библиотека за удаљену синхронизацију не дели меморију са сер</w:t>
+      </w:r>
+      <w:r>
+        <w:rPr>
+          <w:rFonts w:ascii="Times New Roman" w:hAnsi="Times New Roman" w:cs="Times New Roman"/>
+          <w:sz w:val="20"/>
+          <w:szCs w:val="20"/>
+        </w:rPr>
+        <w:t>вером нити са другим пословима -</w:t>
+      </w:r>
+      <w:r>
+        <w:rPr>
+          <w:rFonts w:ascii="Times New Roman" w:hAnsi="Times New Roman" w:cs="Times New Roman"/>
+          <w:sz w:val="20"/>
+          <w:szCs w:val="20"/>
+        </w:rPr>
+        <w:t xml:space="preserve"> свака инстанца библиотеке унутар покренутог процеса самостално успоставља сопствену мрежну везу ка простору торки, који физички живи на централном серверу.</w:t>
       </w:r>
     </w:p>
     <w:p>
@@ -2039,7 +2319,59 @@
           <w:szCs w:val="20"/>
           <w:lang w:val="sr-Cyrl-RS"/>
         </w:rPr>
-        <w:t>Позив eval унутар корисничког посла резултује покретањем додатног под-посла на некој од тренутно слободних радних станица — сервер бира одговарајућу станицу на основу пријављеног расположивог капацитета. Покренути под-посао учествује у истом простору торки као и посао који га је покренуо, чиме је омогућена сарадња између паралелних делова једног истог корисничког задатка независно од тога на којој се физичкој машини сваки од њих извршава. Позив eval не чека на завршетак покренутог под-посла — наставља извршавање одмах по успешном заказивању.</w:t>
+        <w:t>Позив eval унутар корисничког посла резултује покретањем додатног под-посла на некој од тренутно слободних радних ст</w:t>
+      </w:r>
+      <w:r>
+        <w:rPr>
+          <w:rFonts w:ascii="Times New Roman" w:hAnsi="Times New Roman" w:cs="Times New Roman"/>
+          <w:sz w:val="20"/>
+          <w:szCs w:val="20"/>
+          <w:lang w:val="sr-Cyrl-RS"/>
+        </w:rPr>
+        <w:t xml:space="preserve">аница </w:t>
+      </w:r>
+      <w:r>
+        <w:rPr>
+          <w:rFonts w:ascii="Times New Roman" w:hAnsi="Times New Roman" w:cs="Times New Roman"/>
+          <w:sz w:val="20"/>
+          <w:szCs w:val="20"/>
+        </w:rPr>
+        <w:t>-</w:t>
+      </w:r>
+      <w:r>
+        <w:rPr>
+          <w:rFonts w:ascii="Times New Roman" w:hAnsi="Times New Roman" w:cs="Times New Roman"/>
+          <w:sz w:val="20"/>
+          <w:szCs w:val="20"/>
+          <w:lang w:val="sr-Cyrl-RS"/>
+        </w:rPr>
+        <w:t xml:space="preserve"> сервер бира одговарајућу станицу на основу пријављеног расположивог капацитета. Покренути под-посао учествује у истом простору торки као и посао који га је покренуо, чиме је омогућена сарадња између паралелних делова једног истог корисничког задатка независно од тога на којој се физичкој машини сваки од њих извршава. Позив eval не чека на </w:t>
+      </w:r>
+      <w:r>
+        <w:rPr>
+          <w:rFonts w:ascii="Times New Roman" w:hAnsi="Times New Roman" w:cs="Times New Roman"/>
+          <w:sz w:val="20"/>
+          <w:szCs w:val="20"/>
+          <w:lang w:val="sr-Cyrl-RS"/>
+        </w:rPr>
+        <w:t xml:space="preserve">завршетак покренутог под-посла </w:t>
+      </w:r>
+      <w:r>
+        <w:rPr>
+          <w:rFonts w:ascii="Times New Roman" w:hAnsi="Times New Roman" w:cs="Times New Roman"/>
+          <w:sz w:val="20"/>
+          <w:szCs w:val="20"/>
+        </w:rPr>
+        <w:t>-</w:t>
+      </w:r>
+      <w:r>
+        <w:rPr>
+          <w:rFonts w:ascii="Times New Roman" w:hAnsi="Times New Roman" w:cs="Times New Roman"/>
+          <w:sz w:val="20"/>
+          <w:szCs w:val="20"/>
+          <w:lang w:val="sr-Cyrl-RS"/>
+        </w:rPr>
+        <w:t xml:space="preserve"> наставља извршавање одмах по успешном заказивању.</w:t>
       </w:r>
     </w:p>
     <w:p>
@@ -2083,7 +2415,35 @@
           <w:szCs w:val="20"/>
           <w:lang w:val="sr-Cyrl-RS"/>
         </w:rPr>
-        <w:t xml:space="preserve">Централни сервер на унапред дефинисаном временском размаку проверава исправност свих пријављених радних станица. Уколико нека станица престане да одговара, сервер о томе обавештава кориснички програм који је задао погођени посао — не покушава сам да одлучи о даљем току. Корисник потом бира једну од две опције: да се извршавање посла прекине, или да се посао проследи некој другој, тренутно слободној радној станици (у ком случају се извршавање поново покреће од почетка, на новој </w:t>
+        <w:t>Централни сервер на унапред дефинисаном временском размаку проверава исправност свих пријављених радних станица. Уколико нека станица престане да одговара, сервер о томе обавештава кориснички програ</w:t>
+      </w:r>
+      <w:r>
+        <w:rPr>
+          <w:rFonts w:ascii="Times New Roman" w:hAnsi="Times New Roman" w:cs="Times New Roman"/>
+          <w:sz w:val="20"/>
+          <w:szCs w:val="20"/>
+          <w:lang w:val="sr-Cyrl-RS"/>
+        </w:rPr>
+        <w:t xml:space="preserve">м који је задао погођени посао </w:t>
+      </w:r>
+      <w:r>
+        <w:rPr>
+          <w:rFonts w:ascii="Times New Roman" w:hAnsi="Times New Roman" w:cs="Times New Roman"/>
+          <w:sz w:val="20"/>
+          <w:szCs w:val="20"/>
+        </w:rPr>
+        <w:t>-</w:t>
+      </w:r>
+      <w:bookmarkStart w:id="3" w:name="_GoBack"/>
+      <w:bookmarkEnd w:id="3"/>
+      <w:r>
+        <w:rPr>
+          <w:rFonts w:ascii="Times New Roman" w:hAnsi="Times New Roman" w:cs="Times New Roman"/>
+          <w:sz w:val="20"/>
+          <w:szCs w:val="20"/>
+          <w:lang w:val="sr-Cyrl-RS"/>
+        </w:rPr>
+        <w:t xml:space="preserve"> не покушава сам да одлучи о даљем току. Корисник потом бира једну од две опције: да се извршавање посла прекине, или да се посао проследи некој другој, тренутно слободној радној станици (у ком случају се извршавање поново покреће од почетка, на новој станици). Уколико кориснички програм у тренутку </w:t>
       </w:r>
       <w:r>
         <w:rPr>
@@ -2093,7 +2453,7 @@
           <w:lang w:val="sr-Cyrl-RS"/>
         </w:rPr>
         <w:lastRenderedPageBreak/>
-        <w:t>станици). Уколико кориснички програм у тренутку отказа није доступан (веза је прекинута), извршавање целокупног посла се аутоматски прекида.</w:t>
+        <w:t>отказа није доступан (веза је прекинута), извршавање целокупног посла се аутоматски прекида.</w:t>
       </w:r>
     </w:p>
     <w:p>
@@ -2320,7 +2680,33 @@
           <w:szCs w:val="20"/>
           <w:lang w:val="sr-Cyrl-RS"/>
         </w:rPr>
-        <w:t>Додатни под-послови покренути позивом eval се не прате у оквиру механизма за отпорност на кварове описаног раније — уколико примарни посао откаже, већ покренути под-послови на другим станицама настављају самостално. Потпуно решење би захтевало праћење целокупног стабла под-послова једног корисничког посла, не само његовог примарног процеса.</w:t>
+        <w:t>Додатни под-послови покренути позивом eval се не прате у оквиру механизма за отпорн</w:t>
+      </w:r>
+      <w:r>
+        <w:rPr>
+          <w:rFonts w:ascii="Times New Roman" w:hAnsi="Times New Roman" w:cs="Times New Roman"/>
+          <w:sz w:val="20"/>
+          <w:szCs w:val="20"/>
+          <w:lang w:val="sr-Cyrl-RS"/>
+        </w:rPr>
+        <w:t xml:space="preserve">ост на кварове описаног раније </w:t>
+      </w:r>
+      <w:r>
+        <w:rPr>
+          <w:rFonts w:ascii="Times New Roman" w:hAnsi="Times New Roman" w:cs="Times New Roman"/>
+          <w:sz w:val="20"/>
+          <w:szCs w:val="20"/>
+        </w:rPr>
+        <w:t>-</w:t>
+      </w:r>
+      <w:r>
+        <w:rPr>
+          <w:rFonts w:ascii="Times New Roman" w:hAnsi="Times New Roman" w:cs="Times New Roman"/>
+          <w:sz w:val="20"/>
+          <w:szCs w:val="20"/>
+          <w:lang w:val="sr-Cyrl-RS"/>
+        </w:rPr>
+        <w:t xml:space="preserve"> уколико примарни посао откаже, већ покренути под-послови на другим станицама настављају самостално. Потпуно решење би захтевало праћење целокупног стабла под-послова једног корисничког посла, не само његовог примарног процеса.</w:t>
       </w:r>
     </w:p>
     <w:p>
@@ -2446,7 +2832,7 @@
             <v:path o:extrusionok="f" gradientshapeok="t" o:connecttype="rect"/>
             <o:lock v:ext="edit" aspectratio="t"/>
           </v:shapetype>
-          <v:shape id="_x0000_i1025" type="#_x0000_t75" style="width:363pt;height:549.75pt">
+          <v:shape id="_x0000_i1025" type="#_x0000_t75" style="width:362.5pt;height:549.7pt">
             <v:imagedata r:id="rId10" o:title="package client"/>
           </v:shape>
         </w:pict>
@@ -2460,14 +2846,27 @@
       <w:r>
         <w:t xml:space="preserve">Класни дијаграм </w:t>
       </w:r>
-      <w:fldSimple w:instr=" SEQ Класни_дијаграм \* ARABIC ">
-        <w:r>
-          <w:rPr>
-            <w:noProof/>
-          </w:rPr>
-          <w:t>1</w:t>
-        </w:r>
-      </w:fldSimple>
+      <w:r>
+        <w:fldChar w:fldCharType="begin"/>
+      </w:r>
+      <w:r>
+        <w:instrText xml:space="preserve"> SEQ Класни_дијаграм \* ARABIC </w:instrText>
+      </w:r>
+      <w:r>
+        <w:fldChar w:fldCharType="separate"/>
+      </w:r>
+      <w:r>
+        <w:rPr>
+          <w:noProof/>
+        </w:rPr>
+        <w:t>1</w:t>
+      </w:r>
+      <w:r>
+        <w:rPr>
+          <w:noProof/>
+        </w:rPr>
+        <w:fldChar w:fldCharType="end"/>
+      </w:r>
       <w:r>
         <w:t xml:space="preserve">: </w:t>
       </w:r>
@@ -2501,7 +2900,7 @@
         </w:rPr>
         <w:lastRenderedPageBreak/>
         <w:pict w14:anchorId="089177D1">
-          <v:shape id="_x0000_i1026" type="#_x0000_t75" style="width:300.75pt;height:576.75pt">
+          <v:shape id="_x0000_i1026" type="#_x0000_t75" style="width:301.15pt;height:576.65pt">
             <v:imagedata r:id="rId11" o:title="package gui"/>
           </v:shape>
         </w:pict>
@@ -2518,14 +2917,27 @@
       <w:r>
         <w:t xml:space="preserve">грам </w:t>
       </w:r>
-      <w:fldSimple w:instr=" SEQ Класни_дијаграм \* ARABIC ">
-        <w:r>
-          <w:rPr>
-            <w:noProof/>
-          </w:rPr>
-          <w:t>2</w:t>
-        </w:r>
-      </w:fldSimple>
+      <w:r>
+        <w:fldChar w:fldCharType="begin"/>
+      </w:r>
+      <w:r>
+        <w:instrText xml:space="preserve"> SEQ Класни_дијаграм \* ARABIC </w:instrText>
+      </w:r>
+      <w:r>
+        <w:fldChar w:fldCharType="separate"/>
+      </w:r>
+      <w:r>
+        <w:rPr>
+          <w:noProof/>
+        </w:rPr>
+        <w:t>2</w:t>
+      </w:r>
+      <w:r>
+        <w:rPr>
+          <w:noProof/>
+        </w:rPr>
+        <w:fldChar w:fldCharType="end"/>
+      </w:r>
       <w:r>
         <w:t>:</w:t>
       </w:r>
@@ -2557,7 +2969,7 @@
         </w:rPr>
         <w:lastRenderedPageBreak/>
         <w:pict w14:anchorId="680C2B91">
-          <v:shape id="_x0000_i1027" type="#_x0000_t75" style="width:481.5pt;height:402.75pt">
+          <v:shape id="_x0000_i1027" type="#_x0000_t75" style="width:482.1pt;height:402.55pt">
             <v:imagedata r:id="rId12" o:title="package linda"/>
           </v:shape>
         </w:pict>
@@ -2573,14 +2985,27 @@
       <w:r>
         <w:t xml:space="preserve">грам </w:t>
       </w:r>
-      <w:fldSimple w:instr=" SEQ Класни_дијаграм \* ARABIC ">
-        <w:r>
-          <w:rPr>
-            <w:noProof/>
-          </w:rPr>
-          <w:t>3</w:t>
-        </w:r>
-      </w:fldSimple>
+      <w:r>
+        <w:fldChar w:fldCharType="begin"/>
+      </w:r>
+      <w:r>
+        <w:instrText xml:space="preserve"> SEQ Класни_дијаграм \* ARABIC </w:instrText>
+      </w:r>
+      <w:r>
+        <w:fldChar w:fldCharType="separate"/>
+      </w:r>
+      <w:r>
+        <w:rPr>
+          <w:noProof/>
+        </w:rPr>
+        <w:t>3</w:t>
+      </w:r>
+      <w:r>
+        <w:rPr>
+          <w:noProof/>
+        </w:rPr>
+        <w:fldChar w:fldCharType="end"/>
+      </w:r>
       <w:r>
         <w:t>:</w:t>
       </w:r>
@@ -2603,7 +3028,7 @@
         </w:rPr>
         <w:lastRenderedPageBreak/>
         <w:pict w14:anchorId="7329A7A4">
-          <v:shape id="_x0000_i1028" type="#_x0000_t75" style="width:481.5pt;height:436.5pt">
+          <v:shape id="_x0000_i1028" type="#_x0000_t75" style="width:481.45pt;height:437pt">
             <v:imagedata r:id="rId13" o:title="package net"/>
           </v:shape>
         </w:pict>
@@ -2619,14 +3044,27 @@
       <w:r>
         <w:t xml:space="preserve">грам </w:t>
       </w:r>
-      <w:fldSimple w:instr=" SEQ Класни_дијаграм \* ARABIC ">
-        <w:r>
-          <w:rPr>
-            <w:noProof/>
-          </w:rPr>
-          <w:t>4</w:t>
-        </w:r>
-      </w:fldSimple>
+      <w:r>
+        <w:fldChar w:fldCharType="begin"/>
+      </w:r>
+      <w:r>
+        <w:instrText xml:space="preserve"> SEQ Класни_дијаграм \* ARABIC </w:instrText>
+      </w:r>
+      <w:r>
+        <w:fldChar w:fldCharType="separate"/>
+      </w:r>
+      <w:r>
+        <w:rPr>
+          <w:noProof/>
+        </w:rPr>
+        <w:t>4</w:t>
+      </w:r>
+      <w:r>
+        <w:rPr>
+          <w:noProof/>
+        </w:rPr>
+        <w:fldChar w:fldCharType="end"/>
+      </w:r>
       <w:r>
         <w:t>:</w:t>
       </w:r>
@@ -2649,7 +3087,7 @@
         </w:rPr>
         <w:lastRenderedPageBreak/>
         <w:pict w14:anchorId="781BE4AE">
-          <v:shape id="_x0000_i1029" type="#_x0000_t75" style="width:481.5pt;height:644.25pt">
+          <v:shape id="_x0000_i1029" type="#_x0000_t75" style="width:481.45pt;height:644.25pt">
             <v:imagedata r:id="rId14" o:title="package protocol"/>
           </v:shape>
         </w:pict>
@@ -2665,14 +3103,27 @@
       <w:r>
         <w:t xml:space="preserve">грам </w:t>
       </w:r>
-      <w:fldSimple w:instr=" SEQ Класни_дијаграм \* ARABIC ">
-        <w:r>
-          <w:rPr>
-            <w:noProof/>
-          </w:rPr>
-          <w:t>5</w:t>
-        </w:r>
-      </w:fldSimple>
+      <w:r>
+        <w:fldChar w:fldCharType="begin"/>
+      </w:r>
+      <w:r>
+        <w:instrText xml:space="preserve"> SEQ Класни_дијаграм \* ARABIC </w:instrText>
+      </w:r>
+      <w:r>
+        <w:fldChar w:fldCharType="separate"/>
+      </w:r>
+      <w:r>
+        <w:rPr>
+          <w:noProof/>
+        </w:rPr>
+        <w:t>5</w:t>
+      </w:r>
+      <w:r>
+        <w:rPr>
+          <w:noProof/>
+        </w:rPr>
+        <w:fldChar w:fldCharType="end"/>
+      </w:r>
       <w:r>
         <w:t>:</w:t>
       </w:r>
@@ -2695,7 +3146,7 @@
         </w:rPr>
         <w:lastRenderedPageBreak/>
         <w:pict w14:anchorId="577D1001">
-          <v:shape id="_x0000_i1030" type="#_x0000_t75" style="width:481.5pt;height:644.25pt">
+          <v:shape id="_x0000_i1030" type="#_x0000_t75" style="width:481.45pt;height:644.25pt">
             <v:imagedata r:id="rId14" o:title="package protocol"/>
           </v:shape>
         </w:pict>
@@ -2711,14 +3162,27 @@
       <w:r>
         <w:t xml:space="preserve">грам </w:t>
       </w:r>
-      <w:fldSimple w:instr=" SEQ Класни_дијаграм \* ARABIC ">
-        <w:r>
-          <w:rPr>
-            <w:noProof/>
-          </w:rPr>
-          <w:t>6</w:t>
-        </w:r>
-      </w:fldSimple>
+      <w:r>
+        <w:fldChar w:fldCharType="begin"/>
+      </w:r>
+      <w:r>
+        <w:instrText xml:space="preserve"> SEQ Класни_дијаграм \* ARABIC </w:instrText>
+      </w:r>
+      <w:r>
+        <w:fldChar w:fldCharType="separate"/>
+      </w:r>
+      <w:r>
+        <w:rPr>
+          <w:noProof/>
+        </w:rPr>
+        <w:t>6</w:t>
+      </w:r>
+      <w:r>
+        <w:rPr>
+          <w:noProof/>
+        </w:rPr>
+        <w:fldChar w:fldCharType="end"/>
+      </w:r>
       <w:r>
         <w:t>:</w:t>
       </w:r>
@@ -2736,7 +3200,7 @@
       <w:r>
         <w:lastRenderedPageBreak/>
         <w:pict w14:anchorId="4114064A">
-          <v:shape id="_x0000_i1031" type="#_x0000_t75" style="width:481.5pt;height:297.75pt">
+          <v:shape id="_x0000_i1031" type="#_x0000_t75" style="width:481.45pt;height:298pt">
             <v:imagedata r:id="rId15" o:title="package worker"/>
           </v:shape>
         </w:pict>
@@ -2752,14 +3216,27 @@
       <w:r>
         <w:t xml:space="preserve">грам </w:t>
       </w:r>
-      <w:fldSimple w:instr=" SEQ Класни_дијаграм \* ARABIC ">
-        <w:r>
-          <w:rPr>
-            <w:noProof/>
-          </w:rPr>
-          <w:t>7</w:t>
-        </w:r>
-      </w:fldSimple>
+      <w:r>
+        <w:fldChar w:fldCharType="begin"/>
+      </w:r>
+      <w:r>
+        <w:instrText xml:space="preserve"> SEQ Класни_дијаграм \* ARABIC </w:instrText>
+      </w:r>
+      <w:r>
+        <w:fldChar w:fldCharType="separate"/>
+      </w:r>
+      <w:r>
+        <w:rPr>
+          <w:noProof/>
+        </w:rPr>
+        <w:t>7</w:t>
+      </w:r>
+      <w:r>
+        <w:rPr>
+          <w:noProof/>
+        </w:rPr>
+        <w:fldChar w:fldCharType="end"/>
+      </w:r>
       <w:r>
         <w:t>:</w:t>
       </w:r>
@@ -2778,7 +3255,7 @@
           <w:noProof/>
         </w:rPr>
         <w:pict w14:anchorId="772AC2CF">
-          <v:shape id="_x0000_i1032" type="#_x0000_t75" style="width:481.5pt;height:297.75pt">
+          <v:shape id="_x0000_i1032" type="#_x0000_t75" style="width:481.45pt;height:298pt">
             <v:imagedata r:id="rId15" o:title="package worker"/>
           </v:shape>
         </w:pict>
@@ -2794,14 +3271,27 @@
       <w:r>
         <w:t xml:space="preserve">грам </w:t>
       </w:r>
-      <w:fldSimple w:instr=" SEQ Класни_дијаграм \* ARABIC ">
-        <w:r>
-          <w:rPr>
-            <w:noProof/>
-          </w:rPr>
-          <w:t>8</w:t>
-        </w:r>
-      </w:fldSimple>
+      <w:r>
+        <w:fldChar w:fldCharType="begin"/>
+      </w:r>
+      <w:r>
+        <w:instrText xml:space="preserve"> SEQ Класни_дијаграм \* ARABIC </w:instrText>
+      </w:r>
+      <w:r>
+        <w:fldChar w:fldCharType="separate"/>
+      </w:r>
+      <w:r>
+        <w:rPr>
+          <w:noProof/>
+        </w:rPr>
+        <w:t>8</w:t>
+      </w:r>
+      <w:r>
+        <w:rPr>
+          <w:noProof/>
+        </w:rPr>
+        <w:fldChar w:fldCharType="end"/>
+      </w:r>
       <w:r>
         <w:t>:</w:t>
       </w:r>
@@ -2869,14 +3359,27 @@
       <w:r>
         <w:t xml:space="preserve">Дијаграм интеракције </w:t>
       </w:r>
-      <w:fldSimple w:instr=" SEQ Дијаграм_интеракције \* ARABIC ">
-        <w:r>
-          <w:rPr>
-            <w:noProof/>
-          </w:rPr>
-          <w:t>1</w:t>
-        </w:r>
-      </w:fldSimple>
+      <w:r>
+        <w:fldChar w:fldCharType="begin"/>
+      </w:r>
+      <w:r>
+        <w:instrText xml:space="preserve"> SEQ Дијаграм_интеракције \* ARABIC </w:instrText>
+      </w:r>
+      <w:r>
+        <w:fldChar w:fldCharType="separate"/>
+      </w:r>
+      <w:r>
+        <w:rPr>
+          <w:noProof/>
+        </w:rPr>
+        <w:t>1</w:t>
+      </w:r>
+      <w:r>
+        <w:rPr>
+          <w:noProof/>
+        </w:rPr>
+        <w:fldChar w:fldCharType="end"/>
+      </w:r>
       <w:r>
         <w:rPr>
           <w:lang w:val="sr-Cyrl-RS"/>
@@ -2956,14 +3459,27 @@
       <w:r>
         <w:t xml:space="preserve">Дијаграм интеракције </w:t>
       </w:r>
-      <w:fldSimple w:instr=" SEQ Дијаграм_интеракције \* ARABIC ">
-        <w:r>
-          <w:rPr>
-            <w:noProof/>
-          </w:rPr>
-          <w:t>2</w:t>
-        </w:r>
-      </w:fldSimple>
+      <w:r>
+        <w:fldChar w:fldCharType="begin"/>
+      </w:r>
+      <w:r>
+        <w:instrText xml:space="preserve"> SEQ Дијаграм_интеракције \* ARABIC </w:instrText>
+      </w:r>
+      <w:r>
+        <w:fldChar w:fldCharType="separate"/>
+      </w:r>
+      <w:r>
+        <w:rPr>
+          <w:noProof/>
+        </w:rPr>
+        <w:t>2</w:t>
+      </w:r>
+      <w:r>
+        <w:rPr>
+          <w:noProof/>
+        </w:rPr>
+        <w:fldChar w:fldCharType="end"/>
+      </w:r>
       <w:r>
         <w:rPr>
           <w:lang w:val="sr-Cyrl-RS"/>
@@ -3193,7 +3709,23 @@
           <w:sz w:val="20"/>
           <w:szCs w:val="20"/>
         </w:rPr>
-        <w:t>Кориснички програм се покреће двокликом на припремљену пречицу или извршавањем приложене датотеке — појавиће се прозор са ф</w:t>
+        <w:t xml:space="preserve">Кориснички програм се покреће двокликом на припремљену пречицу или </w:t>
+      </w:r>
+      <w:r>
+        <w:rPr>
+          <w:rFonts w:ascii="Times New Roman" w:hAnsi="Times New Roman" w:cs="Times New Roman"/>
+          <w:sz w:val="20"/>
+          <w:szCs w:val="20"/>
+        </w:rPr>
+        <w:t>извршавањем приложене датотеке -</w:t>
+      </w:r>
+      <w:r>
+        <w:rPr>
+          <w:rFonts w:ascii="Times New Roman" w:hAnsi="Times New Roman" w:cs="Times New Roman"/>
+          <w:sz w:val="20"/>
+          <w:szCs w:val="20"/>
+        </w:rPr>
+        <w:t xml:space="preserve"> појавиће се прозор са ф</w:t>
       </w:r>
       <w:r>
         <w:rPr>
@@ -3241,7 +3773,23 @@
           <w:sz w:val="20"/>
           <w:szCs w:val="20"/>
         </w:rPr>
-        <w:t>У поље "Сервер хост:порт" уписати адресу сервера коју је добио од администратора система (нпр. 147.91.12.42:6000) — ова информација се добија унапред, корисник је не мора сам откривати.</w:t>
+        <w:t>У поље "Сервер хост:порт" уписати адресу сервера коју је добио од администратора си</w:t>
+      </w:r>
+      <w:r>
+        <w:rPr>
+          <w:rFonts w:ascii="Times New Roman" w:hAnsi="Times New Roman" w:cs="Times New Roman"/>
+          <w:sz w:val="20"/>
+          <w:szCs w:val="20"/>
+        </w:rPr>
+        <w:t>стема (нпр. 147.91.12.42:6000) -</w:t>
+      </w:r>
+      <w:r>
+        <w:rPr>
+          <w:rFonts w:ascii="Times New Roman" w:hAnsi="Times New Roman" w:cs="Times New Roman"/>
+          <w:sz w:val="20"/>
+          <w:szCs w:val="20"/>
+        </w:rPr>
+        <w:t xml:space="preserve"> ова информација се добија унапред, корисник је не мора сам откривати.</w:t>
       </w:r>
     </w:p>
     <w:p>
@@ -3512,7 +4060,23 @@
           <w:sz w:val="20"/>
           <w:szCs w:val="20"/>
         </w:rPr>
-        <w:t>Напомена: прозор корисничког програма треба оставити отворен током целог трајања обраде — затварањем прозора пре завршетка посао се не прекида на радној станици, али корисник губи могућност да буде обавештен о евентуалном проблему и да одлучује о његовом решавању.</w:t>
+        <w:t>Напомена: прозор корисничког програма треба оставити отво</w:t>
+      </w:r>
+      <w:r>
+        <w:rPr>
+          <w:rFonts w:ascii="Times New Roman" w:hAnsi="Times New Roman" w:cs="Times New Roman"/>
+          <w:sz w:val="20"/>
+          <w:szCs w:val="20"/>
+        </w:rPr>
+        <w:t>рен током целог трајања обраде -</w:t>
+      </w:r>
+      <w:r>
+        <w:rPr>
+          <w:rFonts w:ascii="Times New Roman" w:hAnsi="Times New Roman" w:cs="Times New Roman"/>
+          <w:sz w:val="20"/>
+          <w:szCs w:val="20"/>
+        </w:rPr>
+        <w:t xml:space="preserve"> затварањем прозора пре завршетка посао се не прекида на радној станици, али корисник губи могућност да буде обавештен о евентуалном проблему и да одлучује о његовом решавању.</w:t>
       </w:r>
     </w:p>
     <w:p>
@@ -4064,7 +4628,23 @@
           <w:sz w:val="20"/>
           <w:szCs w:val="20"/>
         </w:rPr>
-        <w:t>Посао који се извршава на радној станици је обична Јава класа са стандардном маин(Стринг[] аргс) методом, спакована у .јар архиву. Приступ заједничком простору торки остварује се преко класе која представља клијентску страну библиотеке, чија се инстанца добија позивом који аутоматски чита потребне параметре везе (адресу и идентификатор посла) из системског окружења које радна станица унапред припрема при покретању процеса — корисник не мора ручно да прослеђује ове параметре.</w:t>
+        <w:t xml:space="preserve">Посао који се извршава на радној станици је обична Јава класа са стандардном маин(Стринг[] аргс) методом, спакована у .јар архиву. Приступ заједничком простору торки остварује се преко класе која представља клијентску страну библиотеке, чија се инстанца добија позивом који аутоматски чита потребне параметре везе (адресу и идентификатор посла) из системског окружења које радна станица унапред </w:t>
+      </w:r>
+      <w:r>
+        <w:rPr>
+          <w:rFonts w:ascii="Times New Roman" w:hAnsi="Times New Roman" w:cs="Times New Roman"/>
+          <w:sz w:val="20"/>
+          <w:szCs w:val="20"/>
+        </w:rPr>
+        <w:t>припрема при покретању процеса -</w:t>
+      </w:r>
+      <w:r>
+        <w:rPr>
+          <w:rFonts w:ascii="Times New Roman" w:hAnsi="Times New Roman" w:cs="Times New Roman"/>
+          <w:sz w:val="20"/>
+          <w:szCs w:val="20"/>
+        </w:rPr>
+        <w:t xml:space="preserve"> корисник не мора ручно да прослеђује ове параметре.</w:t>
       </w:r>
     </w:p>
     <w:p>
@@ -4096,7 +4676,23 @@
           <w:sz w:val="20"/>
           <w:szCs w:val="20"/>
         </w:rPr>
-        <w:t>Уколико посао позива распоређивање додатне нити извршавања, прослеђени објекат мора испунити услов да се може серијализовати, и мора сам, унутар сопственог тока извршавања, успоставити сопствену везу ка простору торки — веза главног процеса се не преноси аутоматски, пошто се додатна нит извршава као потпуно одвојен процес, могуће на другој физичкој машини.</w:t>
+        <w:t>Уколико посао позива распоређивање додатне нити извршавања, прослеђени објекат мора испунити услов да се може серијализовати, и мора сам, унутар сопственог тока извршавања, успоставити со</w:t>
+      </w:r>
+      <w:r>
+        <w:rPr>
+          <w:rFonts w:ascii="Times New Roman" w:hAnsi="Times New Roman" w:cs="Times New Roman"/>
+          <w:sz w:val="20"/>
+          <w:szCs w:val="20"/>
+        </w:rPr>
+        <w:t>пствену везу ка простору торки -</w:t>
+      </w:r>
+      <w:r>
+        <w:rPr>
+          <w:rFonts w:ascii="Times New Roman" w:hAnsi="Times New Roman" w:cs="Times New Roman"/>
+          <w:sz w:val="20"/>
+          <w:szCs w:val="20"/>
+        </w:rPr>
+        <w:t xml:space="preserve"> веза главног процеса се не преноси аутоматски, пошто се додатна нит извршава као потпуно одвојен процес, могуће на другој физичкој машини.</w:t>
       </w:r>
     </w:p>
     <w:p>
@@ -4182,7 +4778,23 @@
           <w:sz w:val="20"/>
           <w:szCs w:val="20"/>
         </w:rPr>
-        <w:t>Интервал провере исправности радних станица (трећи параметар при покретању сервера) одређује колико брзо се открива отказ радне станице — мања вредност значи бржу детекцију, али и веће мрежно оптерећење услед учесталијих провера.</w:t>
+        <w:t xml:space="preserve">Интервал провере исправности радних станица (трећи параметар при покретању сервера) одређује колико брзо се открива отказ радне станице </w:t>
+      </w:r>
+      <w:r>
+        <w:rPr>
+          <w:rFonts w:ascii="Times New Roman" w:hAnsi="Times New Roman" w:cs="Times New Roman"/>
+          <w:sz w:val="20"/>
+          <w:szCs w:val="20"/>
+        </w:rPr>
+        <w:t>-</w:t>
+      </w:r>
+      <w:r>
+        <w:rPr>
+          <w:rFonts w:ascii="Times New Roman" w:hAnsi="Times New Roman" w:cs="Times New Roman"/>
+          <w:sz w:val="20"/>
+          <w:szCs w:val="20"/>
+        </w:rPr>
+        <w:t xml:space="preserve"> мања вредност значи бржу детекцију, али и веће мрежно оптерећење услед учесталијих провера.</w:t>
       </w:r>
     </w:p>
     <w:p>
@@ -4508,14 +5120,27 @@
       <w:r>
         <w:t xml:space="preserve">Слика </w:t>
       </w:r>
-      <w:fldSimple w:instr=" SEQ Слика \* ARABIC ">
-        <w:r>
-          <w:rPr>
-            <w:noProof/>
-          </w:rPr>
-          <w:t>1</w:t>
-        </w:r>
-      </w:fldSimple>
+      <w:r>
+        <w:fldChar w:fldCharType="begin"/>
+      </w:r>
+      <w:r>
+        <w:instrText xml:space="preserve"> SEQ Слика \* ARABIC </w:instrText>
+      </w:r>
+      <w:r>
+        <w:fldChar w:fldCharType="separate"/>
+      </w:r>
+      <w:r>
+        <w:rPr>
+          <w:noProof/>
+        </w:rPr>
+        <w:t>1</w:t>
+      </w:r>
+      <w:r>
+        <w:rPr>
+          <w:noProof/>
+        </w:rPr>
+        <w:fldChar w:fldCharType="end"/>
+      </w:r>
       <w:r>
         <w:t xml:space="preserve">: </w:t>
       </w:r>
@@ -4590,14 +5215,27 @@
       <w:r>
         <w:t xml:space="preserve">Слика </w:t>
       </w:r>
-      <w:fldSimple w:instr=" SEQ Слика \* ARABIC ">
-        <w:r>
-          <w:rPr>
-            <w:noProof/>
-          </w:rPr>
-          <w:t>2</w:t>
-        </w:r>
-      </w:fldSimple>
+      <w:r>
+        <w:fldChar w:fldCharType="begin"/>
+      </w:r>
+      <w:r>
+        <w:instrText xml:space="preserve"> SEQ Слика \* ARABIC </w:instrText>
+      </w:r>
+      <w:r>
+        <w:fldChar w:fldCharType="separate"/>
+      </w:r>
+      <w:r>
+        <w:rPr>
+          <w:noProof/>
+        </w:rPr>
+        <w:t>2</w:t>
+      </w:r>
+      <w:r>
+        <w:rPr>
+          <w:noProof/>
+        </w:rPr>
+        <w:fldChar w:fldCharType="end"/>
+      </w:r>
       <w:r>
         <w:t>:</w:t>
       </w:r>
@@ -4739,7 +5377,7 @@
             <w:sz w:val="24"/>
             <w:szCs w:val="24"/>
           </w:rPr>
-          <w:t>17</w:t>
+          <w:t>6</w:t>
         </w:r>
         <w:r>
           <w:rPr>
@@ -6957,7 +7595,7 @@
 </file>
 
 <file path=customXml/itemProps1.xml><?xml version="1.0" encoding="utf-8"?>
-<ds:datastoreItem xmlns:ds="http://schemas.openxmlformats.org/officeDocument/2006/customXml" ds:itemID="{23E8B3C1-AAB7-49F6-B9A6-F38FA39C7DBE}">
+<ds:datastoreItem xmlns:ds="http://schemas.openxmlformats.org/officeDocument/2006/customXml" ds:itemID="{9AECB4FC-D152-4879-A5E1-9DC84649346F}">
   <ds:schemaRefs>
     <ds:schemaRef ds:uri="http://schemas.openxmlformats.org/officeDocument/2006/bibliography"/>
   </ds:schemaRefs>
